--- a/docs/academico/Documento Tecnico - Fleet Manager.docx
+++ b/docs/academico/Documento Tecnico - Fleet Manager.docx
@@ -555,7 +555,7 @@
         <w:rPr>
           <w:sz w:val="22"/>
         </w:rPr>
-        <w:t>Orientador: Prof. Me. Ronnison Reges Vidal</w:t>
+        <w:t>Orientador: Prof. Me. Ronaldo Gonçalves Junior</w:t>
       </w:r>
     </w:p>
     <w:p>

--- a/docs/academico/Documento Tecnico - Fleet Manager.docx
+++ b/docs/academico/Documento Tecnico - Fleet Manager.docx
@@ -9581,7 +9581,7 @@
       <w:outlineLvl w:val="0"/>
     </w:pPr>
     <w:rPr>
-      <w:rFonts w:asciiTheme="majorHAnsi" w:eastAsiaTheme="majorEastAsia" w:hAnsiTheme="majorHAnsi" w:cstheme="majorBidi" w:ascii="Times New Roman" w:hAnsi="Times New Roman"/>
+      <w:rFonts w:ascii="Times New Roman" w:hAnsi="Times New Roman" w:cs="Times New Roman" w:eastAsia="Times New Roman"/>
       <w:b/>
       <w:bCs/>
       <w:color w:val="000000"/>
@@ -9605,7 +9605,7 @@
       <w:outlineLvl w:val="1"/>
     </w:pPr>
     <w:rPr>
-      <w:rFonts w:asciiTheme="majorHAnsi" w:eastAsiaTheme="majorEastAsia" w:hAnsiTheme="majorHAnsi" w:cstheme="majorBidi" w:ascii="Times New Roman" w:hAnsi="Times New Roman"/>
+      <w:rFonts w:ascii="Times New Roman" w:hAnsi="Times New Roman" w:cs="Times New Roman" w:eastAsia="Times New Roman"/>
       <w:b/>
       <w:bCs/>
       <w:color w:val="000000"/>
@@ -9629,7 +9629,7 @@
       <w:outlineLvl w:val="2"/>
     </w:pPr>
     <w:rPr>
-      <w:rFonts w:asciiTheme="majorHAnsi" w:eastAsiaTheme="majorEastAsia" w:hAnsiTheme="majorHAnsi" w:cstheme="majorBidi" w:ascii="Times New Roman" w:hAnsi="Times New Roman"/>
+      <w:rFonts w:ascii="Times New Roman" w:hAnsi="Times New Roman" w:cs="Times New Roman" w:eastAsia="Times New Roman"/>
       <w:b/>
       <w:bCs/>
       <w:color w:val="000000"/>
